--- a/WEB/Звіти/WEB_ЛБ1.docx
+++ b/WEB/Звіти/WEB_ЛБ1.docx
@@ -221,7 +221,13 @@
               <w:jc w:val="left"/>
             </w:pPr>
             <w:r>
-              <w:t>Перевірила:</w:t>
+              <w:t>Перевіри</w:t>
+            </w:r>
+            <w:r>
+              <w:t>в</w:t>
+            </w:r>
+            <w:r>
+              <w:t>:</w:t>
             </w:r>
           </w:p>
           <w:p>
@@ -2918,27 +2924,14 @@
       <w:r>
         <w:t xml:space="preserve">Рисунок </w:t>
       </w:r>
-      <w:r>
-        <w:fldChar w:fldCharType="begin"/>
-      </w:r>
-      <w:r>
-        <w:instrText xml:space="preserve"> SEQ Рисунок \* ARABIC </w:instrText>
-      </w:r>
-      <w:r>
-        <w:fldChar w:fldCharType="separate"/>
-      </w:r>
-      <w:r>
-        <w:rPr>
-          <w:noProof/>
-        </w:rPr>
-        <w:t>1</w:t>
-      </w:r>
-      <w:r>
-        <w:rPr>
-          <w:noProof/>
-        </w:rPr>
-        <w:fldChar w:fldCharType="end"/>
-      </w:r>
+      <w:fldSimple w:instr=" SEQ Рисунок \* ARABIC ">
+        <w:r>
+          <w:rPr>
+            <w:noProof/>
+          </w:rPr>
+          <w:t>1</w:t>
+        </w:r>
+      </w:fldSimple>
       <w:r>
         <w:t xml:space="preserve"> – Результат виконання коду</w:t>
       </w:r>
